--- a/narratives/Software Design and Engineering Narrative.docx
+++ b/narratives/Software Design and Engineering Narrative.docx
@@ -2,22 +2,14 @@
 <file path=word/document.xml><?xml version="1.0" encoding="utf-8"?>
 <w:document xmlns:wpc="http://schemas.microsoft.com/office/word/2010/wordprocessingCanvas" xmlns:mc="http://schemas.openxmlformats.org/markup-compatibility/2006" xmlns:o="urn:schemas-microsoft-com:office:office" xmlns:r="http://schemas.openxmlformats.org/officeDocument/2006/relationships" xmlns:m="http://schemas.openxmlformats.org/officeDocument/2006/math" xmlns:v="urn:schemas-microsoft-com:vml" xmlns:wp14="http://schemas.microsoft.com/office/word/2010/wordprocessingDrawing" xmlns:wp="http://schemas.openxmlformats.org/drawingml/2006/wordprocessingDrawing" xmlns:w10="urn:schemas-microsoft-com:office:word" xmlns:w="http://schemas.openxmlformats.org/wordprocessingml/2006/main" xmlns:w14="http://schemas.microsoft.com/office/word/2010/wordml" xmlns:w15="http://schemas.microsoft.com/office/word/2012/wordml" xmlns:wpg="http://schemas.microsoft.com/office/word/2010/wordprocessingGroup" xmlns:wpi="http://schemas.microsoft.com/office/word/2010/wordprocessingInk" xmlns:wne="http://schemas.microsoft.com/office/word/2006/wordml" xmlns:wps="http://schemas.microsoft.com/office/word/2010/wordprocessingShape" xmlns:w16se="http://schemas.microsoft.com/office/word/2015/wordml/symex" xmlns:w16cid="http://schemas.microsoft.com/office/word/2016/wordml/cid" xmlns:w16="http://schemas.microsoft.com/office/word/2018/wordml" xmlns:w16cex="http://schemas.microsoft.com/office/word/2018/wordml/cex" xmlns:w16sdtdh="http://schemas.microsoft.com/office/word/2020/wordml/sdtdatahash" xmlns:w16sdtfl="http://schemas.microsoft.com/office/word/2024/wordml/sdtformatlock" xmlns:a="http://schemas.openxmlformats.org/drawingml/2006/main" xmlns:pic="http://schemas.openxmlformats.org/drawingml/2006/picture" xmlns:a14="http://schemas.microsoft.com/office/drawing/2010/main" mc:Ignorable="w14 w15 wp14 w16se w16cid w16 w16cex w16sdtdh w16sdtfl">
   <w:body>
-    <w:p xmlns:wp14="http://schemas.microsoft.com/office/word/2010/wordml" wp14:paraId="2C078E63" wp14:textId="7B219222">
+    <w:p>
       <w:pPr>
         <w:spacing w:line="480" w:lineRule="auto"/>
         <w:jc w:val="center"/>
       </w:pPr>
       <w:r>
         <w:rPr/>
-        <w:t xml:space="preserve">Getz CS-499 Milestone </w:t>
-      </w:r>
-      <w:r>
-        <w:rPr/>
-        <w:t xml:space="preserve">Two </w:t>
-      </w:r>
-      <w:r>
-        <w:rPr/>
-        <w:t>Narrative</w:t>
+        <w:t>Software Design and Engineering Narrative</w:t>
       </w:r>
     </w:p>
     <w:p>
@@ -162,6 +154,136 @@
       <w:r>
         <w:rPr/>
         <w:t>The work I did turned out to be better than I thought it would have. I showed that I have a security mindset by implementing a login prompt with Dash and using the API key to secure the APIs. I showed that I can implement computer solutions that deliver value and accomplish a goal by taking a holistic look at what the dashboard does. Grazioso Salvare staff do not need to call the Austin Animal Center or filter through new animals manually. They can simply load the dashboard and load a filter instantly. The various documentation and code comments I created highlight my ability to build collaborative environments. If another developer ever wanted to add onto the dashboard, they would have an easier time.</w:t>
+      </w:r>
+    </w:p>
+    <w:p>
+      <w:pPr>
+        <w:pStyle w:val="Normal"/>
+        <w:spacing w:line="480" w:lineRule="auto"/>
+        <w:ind w:firstLine="0"/>
+        <w:jc w:val="left"/>
+      </w:pPr>
+      <w:r>
+        <w:rPr/>
+        <w:t>AnimalShelter</w:t>
+      </w:r>
+      <w:r>
+        <w:rPr/>
+        <w:t xml:space="preserve"> Class (original)</w:t>
+      </w:r>
+    </w:p>
+    <w:p>
+      <w:pPr>
+        <w:pStyle w:val="Normal"/>
+        <w:spacing w:line="480" w:lineRule="auto"/>
+        <w:ind w:firstLine="0"/>
+        <w:jc w:val="left"/>
+      </w:pPr>
+      <w:r>
+        <w:drawing>
+          <wp:inline wp14:editId="08DE47F6" wp14:anchorId="4455BACE">
+            <wp:extent cx="5806350" cy="4754880"/>
+            <wp:effectExtent l="0" t="0" r="0" b="0"/>
+            <wp:docPr id="1907899583" name="drawing"/>
+            <wp:cNvGraphicFramePr>
+              <a:graphicFrameLocks noChangeAspect="1"/>
+            </wp:cNvGraphicFramePr>
+            <a:graphic>
+              <a:graphicData xmlns:a="http://schemas.openxmlformats.org/drawingml/2006/main" uri="http://schemas.openxmlformats.org/drawingml/2006/picture">
+                <pic:pic xmlns:pic="http://schemas.openxmlformats.org/drawingml/2006/picture">
+                  <pic:nvPicPr>
+                    <pic:cNvPr id="1907899583" name="Picture 1907899583"/>
+                    <pic:cNvPicPr/>
+                  </pic:nvPicPr>
+                  <pic:blipFill>
+                    <a:blip xmlns:r="http://schemas.openxmlformats.org/officeDocument/2006/relationships" r:embed="rId953739866">
+                      <a:extLst>
+                        <a:ext uri="{28A0092B-C50C-407E-A947-70E740481C1C}">
+                          <a14:useLocalDpi xmlns:a14="http://schemas.microsoft.com/office/drawing/2010/main"/>
+                        </a:ext>
+                      </a:extLst>
+                    </a:blip>
+                    <a:stretch>
+                      <a:fillRect/>
+                    </a:stretch>
+                  </pic:blipFill>
+                  <pic:spPr>
+                    <a:xfrm rot="0">
+                      <a:off x="0" y="0"/>
+                      <a:ext cx="5806350" cy="4754880"/>
+                    </a:xfrm>
+                    <a:prstGeom prst="rect">
+                      <a:avLst/>
+                    </a:prstGeom>
+                  </pic:spPr>
+                </pic:pic>
+              </a:graphicData>
+            </a:graphic>
+          </wp:inline>
+        </w:drawing>
+      </w:r>
+    </w:p>
+    <w:p>
+      <w:pPr>
+        <w:pStyle w:val="Normal"/>
+        <w:spacing w:line="480" w:lineRule="auto"/>
+        <w:ind w:firstLine="0"/>
+        <w:jc w:val="left"/>
+      </w:pPr>
+      <w:r>
+        <w:rPr/>
+        <w:t>AnimalShelter Class (Enhanced)</w:t>
+      </w:r>
+    </w:p>
+    <w:p>
+      <w:pPr>
+        <w:pStyle w:val="Normal"/>
+        <w:spacing w:line="480" w:lineRule="auto"/>
+        <w:ind w:firstLine="0"/>
+        <w:jc w:val="left"/>
+      </w:pPr>
+      <w:r>
+        <w:drawing>
+          <wp:inline wp14:editId="7681B875" wp14:anchorId="0711DFEC">
+            <wp:extent cx="5943600" cy="4895850"/>
+            <wp:effectExtent l="0" t="0" r="0" b="0"/>
+            <wp:docPr id="1564539433" name="drawing"/>
+            <wp:cNvGraphicFramePr>
+              <a:graphicFrameLocks noChangeAspect="1"/>
+            </wp:cNvGraphicFramePr>
+            <a:graphic>
+              <a:graphicData xmlns:a="http://schemas.openxmlformats.org/drawingml/2006/main" uri="http://schemas.openxmlformats.org/drawingml/2006/picture">
+                <pic:pic xmlns:pic="http://schemas.openxmlformats.org/drawingml/2006/picture">
+                  <pic:nvPicPr>
+                    <pic:cNvPr id="1564539433" name="Picture 1564539433"/>
+                    <pic:cNvPicPr/>
+                  </pic:nvPicPr>
+                  <pic:blipFill>
+                    <a:blip xmlns:r="http://schemas.openxmlformats.org/officeDocument/2006/relationships" r:embed="rId1463033044">
+                      <a:extLst>
+                        <a:ext uri="{28A0092B-C50C-407E-A947-70E740481C1C}">
+                          <a14:useLocalDpi xmlns:a14="http://schemas.microsoft.com/office/drawing/2010/main"/>
+                        </a:ext>
+                      </a:extLst>
+                    </a:blip>
+                    <a:stretch>
+                      <a:fillRect/>
+                    </a:stretch>
+                  </pic:blipFill>
+                  <pic:spPr>
+                    <a:xfrm>
+                      <a:off x="0" y="0"/>
+                      <a:ext cx="5943600" cy="4895850"/>
+                    </a:xfrm>
+                    <a:prstGeom prst="rect">
+                      <a:avLst/>
+                    </a:prstGeom>
+                  </pic:spPr>
+                </pic:pic>
+              </a:graphicData>
+            </a:graphic>
+          </wp:inline>
+        </w:drawing>
       </w:r>
     </w:p>
     <w:p>
